--- a/contracts/New agreements 2026/CONTRACTOR AGREEMENT.docx
+++ b/contracts/New agreements 2026/CONTRACTOR AGREEMENT.docx
@@ -64,15 +64,46 @@
           <w:sz w:val="22"/>
           <w:szCs w:val="22"/>
         </w:rPr>
-        <w:t xml:space="preserve">and: </w:t>
-      </w:r>
-      <w:r>
+        <w:t>and: ____________________________________________________________________________,</w:t>
+      </w:r>
+    </w:p>
+    <w:p>
+      <w:pPr>
+        <w:pStyle w:val="LO-normal"/>
+        <w:spacing w:lineRule="auto" w:line="240" w:before="0" w:after="0"/>
+        <w:ind w:hanging="0"/>
         <w:rPr>
           <w:b w:val="false"/>
           <w:bCs w:val="false"/>
           <w:sz w:val="22"/>
           <w:szCs w:val="22"/>
         </w:rPr>
+      </w:pPr>
+      <w:r>
+        <w:rPr>
+          <w:b w:val="false"/>
+          <w:bCs w:val="false"/>
+          <w:sz w:val="22"/>
+          <w:szCs w:val="22"/>
+        </w:rPr>
+      </w:r>
+    </w:p>
+    <w:p>
+      <w:pPr>
+        <w:pStyle w:val="LO-normal"/>
+        <w:spacing w:lineRule="auto" w:line="240" w:before="0" w:after="69"/>
+        <w:ind w:hanging="0"/>
+        <w:rPr/>
+      </w:pPr>
+      <w:r>
+        <w:rPr>
+          <w:b w:val="false"/>
+          <w:bCs w:val="false"/>
+          <w:sz w:val="22"/>
+          <w:szCs w:val="22"/>
+        </w:rPr>
+        <w:t>with a principal place of business located at: ____________________________________________________________________________</w:t>
+        <w:br/>
         <w:t>____________________________________________________________________________,</w:t>
       </w:r>
     </w:p>
@@ -89,25 +120,21 @@
         </w:rPr>
       </w:pPr>
       <w:r>
-        <w:rPr/>
-      </w:r>
-    </w:p>
-    <w:p>
-      <w:pPr>
-        <w:pStyle w:val="LO-normal"/>
-        <w:spacing w:lineRule="auto" w:line="240" w:before="0" w:after="69"/>
-        <w:ind w:hanging="0"/>
-        <w:rPr/>
-      </w:pPr>
-      <w:r>
         <w:rPr>
           <w:b w:val="false"/>
           <w:bCs w:val="false"/>
           <w:sz w:val="22"/>
           <w:szCs w:val="22"/>
         </w:rPr>
-        <w:t xml:space="preserve">with a principal place of business located at: </w:t>
-      </w:r>
+      </w:r>
+    </w:p>
+    <w:p>
+      <w:pPr>
+        <w:pStyle w:val="LO-normal"/>
+        <w:spacing w:lineRule="auto" w:line="240" w:before="0" w:after="126"/>
+        <w:ind w:hanging="0"/>
+        <w:rPr/>
+      </w:pPr>
       <w:r>
         <w:rPr>
           <w:b w:val="false"/>
@@ -115,41 +142,6 @@
           <w:sz w:val="22"/>
           <w:szCs w:val="22"/>
         </w:rPr>
-        <w:t>____________________________________________________________________________</w:t>
-        <w:br/>
-        <w:t>____________________________________________________________________________,</w:t>
-      </w:r>
-    </w:p>
-    <w:p>
-      <w:pPr>
-        <w:pStyle w:val="LO-normal"/>
-        <w:spacing w:lineRule="auto" w:line="240" w:before="0" w:after="0"/>
-        <w:ind w:hanging="0"/>
-        <w:rPr>
-          <w:b w:val="false"/>
-          <w:bCs w:val="false"/>
-          <w:sz w:val="22"/>
-          <w:szCs w:val="22"/>
-        </w:rPr>
-      </w:pPr>
-      <w:r>
-        <w:rPr/>
-      </w:r>
-    </w:p>
-    <w:p>
-      <w:pPr>
-        <w:pStyle w:val="LO-normal"/>
-        <w:spacing w:lineRule="auto" w:line="240" w:before="0" w:after="126"/>
-        <w:ind w:hanging="0"/>
-        <w:rPr/>
-      </w:pPr>
-      <w:r>
-        <w:rPr>
-          <w:b w:val="false"/>
-          <w:bCs w:val="false"/>
-          <w:sz w:val="22"/>
-          <w:szCs w:val="22"/>
-        </w:rPr>
         <w:t xml:space="preserve">(hereinafter referred to as the "Contractor"). </w:t>
       </w:r>
     </w:p>
@@ -275,7 +267,8 @@
       <w:r>
         <w:rPr>
           <w:b/>
-          <w:i/>
+          <w:i w:val="false"/>
+          <w:iCs w:val="false"/>
         </w:rPr>
         <w:t>Terms of Engagement.</w:t>
       </w:r>
@@ -571,7 +564,8 @@
       <w:r>
         <w:rPr>
           <w:b/>
-          <w:i/>
+          <w:i w:val="false"/>
+          <w:iCs w:val="false"/>
         </w:rPr>
         <w:t>Compensation and Expenses.</w:t>
       </w:r>
@@ -1568,7 +1562,8 @@
       <w:r>
         <w:rPr>
           <w:b/>
-          <w:i/>
+          <w:i w:val="false"/>
+          <w:iCs w:val="false"/>
         </w:rPr>
         <w:t>Miscellaneous.</w:t>
       </w:r>
@@ -1885,6 +1880,7 @@
     <w:p>
       <w:pPr>
         <w:pStyle w:val="LO-normal"/>
+        <w:spacing w:before="0" w:after="0"/>
         <w:ind w:firstLine="450"/>
         <w:rPr/>
       </w:pPr>
@@ -2445,7 +2441,10 @@
         </w:rPr>
       </w:pPr>
       <w:r>
-        <w:rPr/>
+        <w:rPr>
+          <w:b w:val="false"/>
+          <w:bCs w:val="false"/>
+        </w:rPr>
       </w:r>
     </w:p>
     <w:p>
@@ -2674,35 +2673,7 @@
           <w:b w:val="false"/>
           <w:bCs w:val="false"/>
         </w:rPr>
-        <w:t xml:space="preserve">This assignment shall remain in effect for the </w:t>
-      </w:r>
-      <w:r>
-        <w:rPr>
-          <w:b w:val="false"/>
-          <w:bCs w:val="false"/>
-        </w:rPr>
-        <w:t>t</w:t>
-      </w:r>
-      <w:r>
-        <w:rPr>
-          <w:b w:val="false"/>
-          <w:bCs w:val="false"/>
-        </w:rPr>
-        <w:t xml:space="preserve">erm </w:t>
-      </w:r>
-      <w:r>
-        <w:rPr>
-          <w:b w:val="false"/>
-          <w:bCs w:val="false"/>
-        </w:rPr>
-        <w:t>l</w:t>
-      </w:r>
-      <w:r>
-        <w:rPr>
-          <w:b w:val="false"/>
-          <w:bCs w:val="false"/>
-        </w:rPr>
-        <w:t xml:space="preserve">ength specified above and as long as both parties are in agreement. Following written approval of the trial asset, either party may terminate the engagement with notice in accordance with Section 2 of the Agreement. </w:t>
+        <w:t xml:space="preserve">This assignment shall remain in effect for the term length specified above and as long as both parties are in agreement. Following written approval of the trial asset, either party may terminate the engagement with notice in accordance with Section 2 of the Agreement. </w:t>
       </w:r>
     </w:p>
     <w:p>
